--- a/a7/build/out/u5/A7 5.02 Scale Factor Perimeter and Area - Lesson Plan.docx
+++ b/a7/build/out/u5/A7 5.02 Scale Factor Perimeter and Area - Lesson Plan.docx
@@ -289,7 +289,7 @@
                 <w:color w:val="1A1A1A"/>
                 <w:sz w:val="20"/>
               </w:rPr>
-              <w:t>5 — Solving Multi-Step Problems with Proportional Relationships</w:t>
+              <w:t>5 — Multi-Step Proportional Relationships</w:t>
             </w:r>
           </w:p>
         </w:tc>

--- a/a7/build/out/u5/A7 5.02 Scale Factor Perimeter and Area - Lesson Plan.docx
+++ b/a7/build/out/u5/A7 5.02 Scale Factor Perimeter and Area - Lesson Plan.docx
@@ -3728,7 +3728,7 @@
                 <w:color w:val="1A1A1A"/>
                 <w:sz w:val="18"/>
               </w:rPr>
-              <w:t xml:space="preserve"> [Notes I: a perimeter is lengths, × k]; 16 — added k [the additive error]</w:t>
+              <w:t xml:space="preserve"> [Notes I: a perimeter is lengths, × k]; 16 — added k [7.GR.1.5: the additive error — Math Nation's named misconception]</w:t>
             </w:r>
           </w:p>
         </w:tc>
@@ -4221,7 +4221,7 @@
                 <w:color w:val="1A1A1A"/>
                 <w:sz w:val="18"/>
               </w:rPr>
-              <w:t>(B) area × 2k: 'two lengths, so twice k' [Notes II: k × k, not k + k]; (C) area × k: the guide's named misconception [B1G-M 7.GR.1.5: scaling area like length]; (D) 10 + 3: the additive error [B1G-M]</w:t>
+              <w:t>(B) area × 2k: 'two lengths, so twice k' [Notes II: k × k, not k + k]; (C) area × k: the guide's named misconception [B1G-M 7.GR.1.5: scaling area like length]; (D) 10 + 3: the additive error [7.GR.1.5: Math Nation's named misconception]</w:t>
             </w:r>
           </w:p>
         </w:tc>
@@ -4527,7 +4527,7 @@
                 <w:color w:val="1A1A1A"/>
                 <w:sz w:val="18"/>
               </w:rPr>
-              <w:t>]; (C) 60 − 20: the additive error [B1G-M]</w:t>
+              <w:t>]; (C) 60 − 20: the additive error [7.GR.1.5: Math Nation's named misconception]</w:t>
             </w:r>
           </w:p>
         </w:tc>

--- a/a7/build/out/u5/A7 5.02 Scale Factor Perimeter and Area - Lesson Plan.docx
+++ b/a7/build/out/u5/A7 5.02 Scale Factor Perimeter and Area - Lesson Plan.docx
@@ -3647,7 +3647,50 @@
                 <w:color w:val="1A1A1A"/>
                 <w:sz w:val="18"/>
               </w:rPr>
-              <w:t>A figure with perimeter 14 cm is scaled by k = 2.  What is the copy's perimeter?</w:t>
+              <w:t xml:space="preserve">A figure with perimeter 14 cm is scaled by </w:t>
+            </w:r>
+            <w:r>
+              <w:drawing>
+                <wp:inline xmlns:a="http://schemas.openxmlformats.org/drawingml/2006/main" xmlns:pic="http://schemas.openxmlformats.org/drawingml/2006/picture">
+                  <wp:extent cx="310896" cy="118872"/>
+                  <wp:docPr id="1" name="Picture 1"/>
+                  <wp:cNvGraphicFramePr>
+                    <a:graphicFrameLocks noChangeAspect="1"/>
+                  </wp:cNvGraphicFramePr>
+                  <a:graphic>
+                    <a:graphicData uri="http://schemas.openxmlformats.org/drawingml/2006/picture">
+                      <pic:pic>
+                        <pic:nvPicPr>
+                          <pic:cNvPr id="0" name="66a46555facf6d90.png"/>
+                          <pic:cNvPicPr/>
+                        </pic:nvPicPr>
+                        <pic:blipFill>
+                          <a:blip r:embed="rId9"/>
+                          <a:stretch>
+                            <a:fillRect/>
+                          </a:stretch>
+                        </pic:blipFill>
+                        <pic:spPr>
+                          <a:xfrm>
+                            <a:off x="0" y="0"/>
+                            <a:ext cx="310896" cy="118872"/>
+                          </a:xfrm>
+                          <a:prstGeom prst="rect"/>
+                        </pic:spPr>
+                      </pic:pic>
+                    </a:graphicData>
+                  </a:graphic>
+                </wp:inline>
+              </w:drawing>
+            </w:r>
+            <w:r>
+              <w:rPr>
+                <w:b w:val="0"/>
+                <w:i w:val="0"/>
+                <w:color w:val="1A1A1A"/>
+                <w:sz w:val="18"/>
+              </w:rPr>
+              <w:t>.  What is the copy's perimeter?</w:t>
             </w:r>
           </w:p>
         </w:tc>
@@ -3795,17 +3838,41 @@
                 <w:color w:val="1A1A1A"/>
                 <w:sz w:val="18"/>
               </w:rPr>
-              <w:t>A figure with area 12 cm</w:t>
+              <w:t xml:space="preserve">A figure with area </w:t>
             </w:r>
             <w:r>
-              <w:rPr>
-                <w:b w:val="0"/>
-                <w:i w:val="0"/>
-                <w:color w:val="1A1A1A"/>
-                <w:sz w:val="18"/>
-                <w:vertAlign w:val="superscript"/>
-              </w:rPr>
-              <w:t>2</w:t>
+              <w:drawing>
+                <wp:inline xmlns:a="http://schemas.openxmlformats.org/drawingml/2006/main" xmlns:pic="http://schemas.openxmlformats.org/drawingml/2006/picture">
+                  <wp:extent cx="423672" cy="143256"/>
+                  <wp:docPr id="2" name="Picture 2"/>
+                  <wp:cNvGraphicFramePr>
+                    <a:graphicFrameLocks noChangeAspect="1"/>
+                  </wp:cNvGraphicFramePr>
+                  <a:graphic>
+                    <a:graphicData uri="http://schemas.openxmlformats.org/drawingml/2006/picture">
+                      <pic:pic>
+                        <pic:nvPicPr>
+                          <pic:cNvPr id="0" name="974f2fbe32a8983d.png"/>
+                          <pic:cNvPicPr/>
+                        </pic:nvPicPr>
+                        <pic:blipFill>
+                          <a:blip r:embed="rId10"/>
+                          <a:stretch>
+                            <a:fillRect/>
+                          </a:stretch>
+                        </pic:blipFill>
+                        <pic:spPr>
+                          <a:xfrm>
+                            <a:off x="0" y="0"/>
+                            <a:ext cx="423672" cy="143256"/>
+                          </a:xfrm>
+                          <a:prstGeom prst="rect"/>
+                        </pic:spPr>
+                      </pic:pic>
+                    </a:graphicData>
+                  </a:graphic>
+                </wp:inline>
+              </w:drawing>
             </w:r>
             <w:r>
               <w:rPr>
@@ -3814,7 +3881,50 @@
                 <w:color w:val="1A1A1A"/>
                 <w:sz w:val="18"/>
               </w:rPr>
-              <w:t xml:space="preserve"> is scaled by k = 2.  What is the copy's area?</w:t>
+              <w:t xml:space="preserve"> is scaled by </w:t>
+            </w:r>
+            <w:r>
+              <w:drawing>
+                <wp:inline xmlns:a="http://schemas.openxmlformats.org/drawingml/2006/main" xmlns:pic="http://schemas.openxmlformats.org/drawingml/2006/picture">
+                  <wp:extent cx="310896" cy="118872"/>
+                  <wp:docPr id="3" name="Picture 3"/>
+                  <wp:cNvGraphicFramePr>
+                    <a:graphicFrameLocks noChangeAspect="1"/>
+                  </wp:cNvGraphicFramePr>
+                  <a:graphic>
+                    <a:graphicData uri="http://schemas.openxmlformats.org/drawingml/2006/picture">
+                      <pic:pic>
+                        <pic:nvPicPr>
+                          <pic:cNvPr id="0" name="66a46555facf6d90.png"/>
+                          <pic:cNvPicPr/>
+                        </pic:nvPicPr>
+                        <pic:blipFill>
+                          <a:blip r:embed="rId9"/>
+                          <a:stretch>
+                            <a:fillRect/>
+                          </a:stretch>
+                        </pic:blipFill>
+                        <pic:spPr>
+                          <a:xfrm>
+                            <a:off x="0" y="0"/>
+                            <a:ext cx="310896" cy="118872"/>
+                          </a:xfrm>
+                          <a:prstGeom prst="rect"/>
+                        </pic:spPr>
+                      </pic:pic>
+                    </a:graphicData>
+                  </a:graphic>
+                </wp:inline>
+              </w:drawing>
+            </w:r>
+            <w:r>
+              <w:rPr>
+                <w:b w:val="0"/>
+                <w:i w:val="0"/>
+                <w:color w:val="1A1A1A"/>
+                <w:sz w:val="18"/>
+              </w:rPr>
+              <w:t>.  What is the copy's area?</w:t>
             </w:r>
           </w:p>
         </w:tc>
@@ -3953,17 +4063,41 @@
                 <w:color w:val="1A1A1A"/>
                 <w:sz w:val="18"/>
               </w:rPr>
-              <w:t>A figure with area 48 cm</w:t>
+              <w:t xml:space="preserve">A figure with area </w:t>
             </w:r>
             <w:r>
-              <w:rPr>
-                <w:b w:val="0"/>
-                <w:i w:val="0"/>
-                <w:color w:val="1A1A1A"/>
-                <w:sz w:val="18"/>
-                <w:vertAlign w:val="superscript"/>
-              </w:rPr>
-              <w:t>2</w:t>
+              <w:drawing>
+                <wp:inline xmlns:a="http://schemas.openxmlformats.org/drawingml/2006/main" xmlns:pic="http://schemas.openxmlformats.org/drawingml/2006/picture">
+                  <wp:extent cx="441960" cy="143256"/>
+                  <wp:docPr id="4" name="Picture 4"/>
+                  <wp:cNvGraphicFramePr>
+                    <a:graphicFrameLocks noChangeAspect="1"/>
+                  </wp:cNvGraphicFramePr>
+                  <a:graphic>
+                    <a:graphicData uri="http://schemas.openxmlformats.org/drawingml/2006/picture">
+                      <pic:pic>
+                        <pic:nvPicPr>
+                          <pic:cNvPr id="0" name="4531598a3882d139.png"/>
+                          <pic:cNvPicPr/>
+                        </pic:nvPicPr>
+                        <pic:blipFill>
+                          <a:blip r:embed="rId11"/>
+                          <a:stretch>
+                            <a:fillRect/>
+                          </a:stretch>
+                        </pic:blipFill>
+                        <pic:spPr>
+                          <a:xfrm>
+                            <a:off x="0" y="0"/>
+                            <a:ext cx="441960" cy="143256"/>
+                          </a:xfrm>
+                          <a:prstGeom prst="rect"/>
+                        </pic:spPr>
+                      </pic:pic>
+                    </a:graphicData>
+                  </a:graphic>
+                </wp:inline>
+              </w:drawing>
             </w:r>
             <w:r>
               <w:rPr>
@@ -3972,7 +4106,50 @@
                 <w:color w:val="1A1A1A"/>
                 <w:sz w:val="18"/>
               </w:rPr>
-              <w:t xml:space="preserve"> is scaled by k = ½.  What is the copy's area?</w:t>
+              <w:t xml:space="preserve"> is scaled by </w:t>
+            </w:r>
+            <w:r>
+              <w:drawing>
+                <wp:inline xmlns:a="http://schemas.openxmlformats.org/drawingml/2006/main" xmlns:pic="http://schemas.openxmlformats.org/drawingml/2006/picture">
+                  <wp:extent cx="295656" cy="213360"/>
+                  <wp:docPr id="5" name="Picture 5"/>
+                  <wp:cNvGraphicFramePr>
+                    <a:graphicFrameLocks noChangeAspect="1"/>
+                  </wp:cNvGraphicFramePr>
+                  <a:graphic>
+                    <a:graphicData uri="http://schemas.openxmlformats.org/drawingml/2006/picture">
+                      <pic:pic>
+                        <pic:nvPicPr>
+                          <pic:cNvPr id="0" name="4c16c08f73accb3b.png"/>
+                          <pic:cNvPicPr/>
+                        </pic:nvPicPr>
+                        <pic:blipFill>
+                          <a:blip r:embed="rId12"/>
+                          <a:stretch>
+                            <a:fillRect/>
+                          </a:stretch>
+                        </pic:blipFill>
+                        <pic:spPr>
+                          <a:xfrm>
+                            <a:off x="0" y="0"/>
+                            <a:ext cx="295656" cy="213360"/>
+                          </a:xfrm>
+                          <a:prstGeom prst="rect"/>
+                        </pic:spPr>
+                      </pic:pic>
+                    </a:graphicData>
+                  </a:graphic>
+                </wp:inline>
+              </w:drawing>
+            </w:r>
+            <w:r>
+              <w:rPr>
+                <w:b w:val="0"/>
+                <w:i w:val="0"/>
+                <w:color w:val="1A1A1A"/>
+                <w:sz w:val="18"/>
+              </w:rPr>
+              <w:t>.  What is the copy's area?</w:t>
             </w:r>
           </w:p>
         </w:tc>
@@ -4130,17 +4307,41 @@
                 <w:color w:val="1A1A1A"/>
                 <w:sz w:val="18"/>
               </w:rPr>
-              <w:t>A figure with area 10 cm</w:t>
+              <w:t xml:space="preserve">A figure with area </w:t>
             </w:r>
             <w:r>
-              <w:rPr>
-                <w:b w:val="0"/>
-                <w:i w:val="0"/>
-                <w:color w:val="1A1A1A"/>
-                <w:sz w:val="18"/>
-                <w:vertAlign w:val="superscript"/>
-              </w:rPr>
-              <w:t>2</w:t>
+              <w:drawing>
+                <wp:inline xmlns:a="http://schemas.openxmlformats.org/drawingml/2006/main" xmlns:pic="http://schemas.openxmlformats.org/drawingml/2006/picture">
+                  <wp:extent cx="423672" cy="143256"/>
+                  <wp:docPr id="6" name="Picture 6"/>
+                  <wp:cNvGraphicFramePr>
+                    <a:graphicFrameLocks noChangeAspect="1"/>
+                  </wp:cNvGraphicFramePr>
+                  <a:graphic>
+                    <a:graphicData uri="http://schemas.openxmlformats.org/drawingml/2006/picture">
+                      <pic:pic>
+                        <pic:nvPicPr>
+                          <pic:cNvPr id="0" name="62e20b5d2e5fab2f.png"/>
+                          <pic:cNvPicPr/>
+                        </pic:nvPicPr>
+                        <pic:blipFill>
+                          <a:blip r:embed="rId13"/>
+                          <a:stretch>
+                            <a:fillRect/>
+                          </a:stretch>
+                        </pic:blipFill>
+                        <pic:spPr>
+                          <a:xfrm>
+                            <a:off x="0" y="0"/>
+                            <a:ext cx="423672" cy="143256"/>
+                          </a:xfrm>
+                          <a:prstGeom prst="rect"/>
+                        </pic:spPr>
+                      </pic:pic>
+                    </a:graphicData>
+                  </a:graphic>
+                </wp:inline>
+              </w:drawing>
             </w:r>
             <w:r>
               <w:rPr>
@@ -4149,7 +4350,50 @@
                 <w:color w:val="1A1A1A"/>
                 <w:sz w:val="18"/>
               </w:rPr>
-              <w:t xml:space="preserve"> is scaled by k = 3. What is the copy's area?</w:t>
+              <w:t xml:space="preserve"> is scaled by </w:t>
+            </w:r>
+            <w:r>
+              <w:drawing>
+                <wp:inline xmlns:a="http://schemas.openxmlformats.org/drawingml/2006/main" xmlns:pic="http://schemas.openxmlformats.org/drawingml/2006/picture">
+                  <wp:extent cx="304800" cy="118872"/>
+                  <wp:docPr id="7" name="Picture 7"/>
+                  <wp:cNvGraphicFramePr>
+                    <a:graphicFrameLocks noChangeAspect="1"/>
+                  </wp:cNvGraphicFramePr>
+                  <a:graphic>
+                    <a:graphicData uri="http://schemas.openxmlformats.org/drawingml/2006/picture">
+                      <pic:pic>
+                        <pic:nvPicPr>
+                          <pic:cNvPr id="0" name="a8cd0284ae759161.png"/>
+                          <pic:cNvPicPr/>
+                        </pic:nvPicPr>
+                        <pic:blipFill>
+                          <a:blip r:embed="rId14"/>
+                          <a:stretch>
+                            <a:fillRect/>
+                          </a:stretch>
+                        </pic:blipFill>
+                        <pic:spPr>
+                          <a:xfrm>
+                            <a:off x="0" y="0"/>
+                            <a:ext cx="304800" cy="118872"/>
+                          </a:xfrm>
+                          <a:prstGeom prst="rect"/>
+                        </pic:spPr>
+                      </pic:pic>
+                    </a:graphicData>
+                  </a:graphic>
+                </wp:inline>
+              </w:drawing>
+            </w:r>
+            <w:r>
+              <w:rPr>
+                <w:b w:val="0"/>
+                <w:i w:val="0"/>
+                <w:color w:val="1A1A1A"/>
+                <w:sz w:val="18"/>
+              </w:rPr>
+              <w:t>. What is the copy's area?</w:t>
             </w:r>
           </w:p>
         </w:tc>
@@ -4288,17 +4532,41 @@
                 <w:color w:val="1A1A1A"/>
                 <w:sz w:val="18"/>
               </w:rPr>
-              <w:t>A figure with area 8 cm</w:t>
+              <w:t xml:space="preserve">A figure with area </w:t>
             </w:r>
             <w:r>
-              <w:rPr>
-                <w:b w:val="0"/>
-                <w:i w:val="0"/>
-                <w:color w:val="1A1A1A"/>
-                <w:sz w:val="18"/>
-                <w:vertAlign w:val="superscript"/>
-              </w:rPr>
-              <w:t>2</w:t>
+              <w:drawing>
+                <wp:inline xmlns:a="http://schemas.openxmlformats.org/drawingml/2006/main" xmlns:pic="http://schemas.openxmlformats.org/drawingml/2006/picture">
+                  <wp:extent cx="350520" cy="143256"/>
+                  <wp:docPr id="8" name="Picture 8"/>
+                  <wp:cNvGraphicFramePr>
+                    <a:graphicFrameLocks noChangeAspect="1"/>
+                  </wp:cNvGraphicFramePr>
+                  <a:graphic>
+                    <a:graphicData uri="http://schemas.openxmlformats.org/drawingml/2006/picture">
+                      <pic:pic>
+                        <pic:nvPicPr>
+                          <pic:cNvPr id="0" name="a82d27ca15948b4c.png"/>
+                          <pic:cNvPicPr/>
+                        </pic:nvPicPr>
+                        <pic:blipFill>
+                          <a:blip r:embed="rId15"/>
+                          <a:stretch>
+                            <a:fillRect/>
+                          </a:stretch>
+                        </pic:blipFill>
+                        <pic:spPr>
+                          <a:xfrm>
+                            <a:off x="0" y="0"/>
+                            <a:ext cx="350520" cy="143256"/>
+                          </a:xfrm>
+                          <a:prstGeom prst="rect"/>
+                        </pic:spPr>
+                      </pic:pic>
+                    </a:graphicData>
+                  </a:graphic>
+                </wp:inline>
+              </w:drawing>
             </w:r>
             <w:r>
               <w:rPr>
@@ -4307,7 +4575,50 @@
                 <w:color w:val="1A1A1A"/>
                 <w:sz w:val="18"/>
               </w:rPr>
-              <w:t xml:space="preserve"> is scaled by k = 1.5.  What is the copy's area?</w:t>
+              <w:t xml:space="preserve"> is scaled by </w:t>
+            </w:r>
+            <w:r>
+              <w:drawing>
+                <wp:inline xmlns:a="http://schemas.openxmlformats.org/drawingml/2006/main" xmlns:pic="http://schemas.openxmlformats.org/drawingml/2006/picture">
+                  <wp:extent cx="429768" cy="118872"/>
+                  <wp:docPr id="9" name="Picture 9"/>
+                  <wp:cNvGraphicFramePr>
+                    <a:graphicFrameLocks noChangeAspect="1"/>
+                  </wp:cNvGraphicFramePr>
+                  <a:graphic>
+                    <a:graphicData uri="http://schemas.openxmlformats.org/drawingml/2006/picture">
+                      <pic:pic>
+                        <pic:nvPicPr>
+                          <pic:cNvPr id="0" name="65ea15e34c4c0edb.png"/>
+                          <pic:cNvPicPr/>
+                        </pic:nvPicPr>
+                        <pic:blipFill>
+                          <a:blip r:embed="rId16"/>
+                          <a:stretch>
+                            <a:fillRect/>
+                          </a:stretch>
+                        </pic:blipFill>
+                        <pic:spPr>
+                          <a:xfrm>
+                            <a:off x="0" y="0"/>
+                            <a:ext cx="429768" cy="118872"/>
+                          </a:xfrm>
+                          <a:prstGeom prst="rect"/>
+                        </pic:spPr>
+                      </pic:pic>
+                    </a:graphicData>
+                  </a:graphic>
+                </wp:inline>
+              </w:drawing>
+            </w:r>
+            <w:r>
+              <w:rPr>
+                <w:b w:val="0"/>
+                <w:i w:val="0"/>
+                <w:color w:val="1A1A1A"/>
+                <w:sz w:val="18"/>
+              </w:rPr>
+              <w:t>.  What is the copy's area?</w:t>
             </w:r>
           </w:p>
         </w:tc>
@@ -4594,7 +4905,41 @@
                 <w:color w:val="1A1A1A"/>
                 <w:sz w:val="18"/>
               </w:rPr>
-              <w:t>A triangle with sides 6, 8 and 10 cm is scaled by k = ½. Its area is 24 cm</w:t>
+              <w:t xml:space="preserve">A triangle with sides 6, 8 and 10 cm is scaled by </w:t>
+            </w:r>
+            <w:r>
+              <w:drawing>
+                <wp:inline xmlns:a="http://schemas.openxmlformats.org/drawingml/2006/main" xmlns:pic="http://schemas.openxmlformats.org/drawingml/2006/picture">
+                  <wp:extent cx="295656" cy="213360"/>
+                  <wp:docPr id="10" name="Picture 10"/>
+                  <wp:cNvGraphicFramePr>
+                    <a:graphicFrameLocks noChangeAspect="1"/>
+                  </wp:cNvGraphicFramePr>
+                  <a:graphic>
+                    <a:graphicData uri="http://schemas.openxmlformats.org/drawingml/2006/picture">
+                      <pic:pic>
+                        <pic:nvPicPr>
+                          <pic:cNvPr id="0" name="4c16c08f73accb3b.png"/>
+                          <pic:cNvPicPr/>
+                        </pic:nvPicPr>
+                        <pic:blipFill>
+                          <a:blip r:embed="rId12"/>
+                          <a:stretch>
+                            <a:fillRect/>
+                          </a:stretch>
+                        </pic:blipFill>
+                        <pic:spPr>
+                          <a:xfrm>
+                            <a:off x="0" y="0"/>
+                            <a:ext cx="295656" cy="213360"/>
+                          </a:xfrm>
+                          <a:prstGeom prst="rect"/>
+                        </pic:spPr>
+                      </pic:pic>
+                    </a:graphicData>
+                  </a:graphic>
+                </wp:inline>
+              </w:drawing>
             </w:r>
             <w:r>
               <w:rPr>
@@ -4602,9 +4947,42 @@
                 <w:i w:val="0"/>
                 <w:color w:val="1A1A1A"/>
                 <w:sz w:val="18"/>
-                <w:vertAlign w:val="superscript"/>
               </w:rPr>
-              <w:t>2</w:t>
+              <w:t xml:space="preserve">.  Its area is </w:t>
+            </w:r>
+            <w:r>
+              <w:drawing>
+                <wp:inline xmlns:a="http://schemas.openxmlformats.org/drawingml/2006/main" xmlns:pic="http://schemas.openxmlformats.org/drawingml/2006/picture">
+                  <wp:extent cx="438912" cy="143256"/>
+                  <wp:docPr id="11" name="Picture 11"/>
+                  <wp:cNvGraphicFramePr>
+                    <a:graphicFrameLocks noChangeAspect="1"/>
+                  </wp:cNvGraphicFramePr>
+                  <a:graphic>
+                    <a:graphicData uri="http://schemas.openxmlformats.org/drawingml/2006/picture">
+                      <pic:pic>
+                        <pic:nvPicPr>
+                          <pic:cNvPr id="0" name="9ef4121fdb7bdf9a.png"/>
+                          <pic:cNvPicPr/>
+                        </pic:nvPicPr>
+                        <pic:blipFill>
+                          <a:blip r:embed="rId17"/>
+                          <a:stretch>
+                            <a:fillRect/>
+                          </a:stretch>
+                        </pic:blipFill>
+                        <pic:spPr>
+                          <a:xfrm>
+                            <a:off x="0" y="0"/>
+                            <a:ext cx="438912" cy="143256"/>
+                          </a:xfrm>
+                          <a:prstGeom prst="rect"/>
+                        </pic:spPr>
+                      </pic:pic>
+                    </a:graphicData>
+                  </a:graphic>
+                </wp:inline>
+              </w:drawing>
             </w:r>
             <w:r>
               <w:rPr>
@@ -4752,7 +5130,50 @@
                 <w:color w:val="1A1A1A"/>
                 <w:sz w:val="18"/>
               </w:rPr>
-              <w:t>A 4 in by 6 in photo, taken 3 years ago, is enlarged at k = 2.5.  What is the enlargement's area?</w:t>
+              <w:t xml:space="preserve">A 4 in by 6 in photo, taken 3 years ago, is enlarged at </w:t>
+            </w:r>
+            <w:r>
+              <w:drawing>
+                <wp:inline xmlns:a="http://schemas.openxmlformats.org/drawingml/2006/main" xmlns:pic="http://schemas.openxmlformats.org/drawingml/2006/picture">
+                  <wp:extent cx="429768" cy="118872"/>
+                  <wp:docPr id="12" name="Picture 12"/>
+                  <wp:cNvGraphicFramePr>
+                    <a:graphicFrameLocks noChangeAspect="1"/>
+                  </wp:cNvGraphicFramePr>
+                  <a:graphic>
+                    <a:graphicData uri="http://schemas.openxmlformats.org/drawingml/2006/picture">
+                      <pic:pic>
+                        <pic:nvPicPr>
+                          <pic:cNvPr id="0" name="2c5ff623f3ebf612.png"/>
+                          <pic:cNvPicPr/>
+                        </pic:nvPicPr>
+                        <pic:blipFill>
+                          <a:blip r:embed="rId18"/>
+                          <a:stretch>
+                            <a:fillRect/>
+                          </a:stretch>
+                        </pic:blipFill>
+                        <pic:spPr>
+                          <a:xfrm>
+                            <a:off x="0" y="0"/>
+                            <a:ext cx="429768" cy="118872"/>
+                          </a:xfrm>
+                          <a:prstGeom prst="rect"/>
+                        </pic:spPr>
+                      </pic:pic>
+                    </a:graphicData>
+                  </a:graphic>
+                </wp:inline>
+              </w:drawing>
+            </w:r>
+            <w:r>
+              <w:rPr>
+                <w:b w:val="0"/>
+                <w:i w:val="0"/>
+                <w:color w:val="1A1A1A"/>
+                <w:sz w:val="18"/>
+              </w:rPr>
+              <w:t>.  What is the enlargement's area?</w:t>
             </w:r>
           </w:p>
         </w:tc>

--- a/a7/build/out/u5/A7 5.02 Scale Factor Perimeter and Area - Lesson Plan.docx
+++ b/a7/build/out/u5/A7 5.02 Scale Factor Perimeter and Area - Lesson Plan.docx
@@ -1891,7 +1891,7 @@
                 <w:color w:val="1A1A1A"/>
                 <w:sz w:val="19"/>
               </w:rPr>
-              <w:t>Teach from the front. Expand once per law; say the OFF line out loud.</w:t>
+              <w:t>Teach from the front; say the OFF line out loud.</w:t>
             </w:r>
           </w:p>
         </w:tc>
@@ -5817,7 +5817,7 @@
                 <w:color w:val="1A1A1A"/>
                 <w:sz w:val="21"/>
               </w:rPr>
-              <w:t xml:space="preserve">  The six-question independent set is worked silently in class; whatever is not finished goes home. IXL, all skills required to a SmartScore of 67, due at the start of the next class: Perimeter and area: changes in scale — ZC6; Scale drawings: find the scale factor or missing side — XHM.</w:t>
+              <w:t xml:space="preserve">  The six-question independent set is worked silently in class; whatever is not finished goes home. IXL, all skills required to a SmartScore of 67, due by the Unit 5 test: Perimeter and area: changes in scale — ZC6; Scale drawings: find the scale factor or missing side — XHM.</w:t>
             </w:r>
           </w:p>
         </w:tc>

--- a/a7/build/out/u5/A7 5.02 Scale Factor Perimeter and Area - Lesson Plan.docx
+++ b/a7/build/out/u5/A7 5.02 Scale Factor Perimeter and Area - Lesson Plan.docx
@@ -1762,7 +1762,7 @@
                 <w:color w:val="1A1A1A"/>
                 <w:sz w:val="19"/>
               </w:rPr>
-              <w:t>Two minutes silent, then reveal. One sentence of reteach per question at most. Then the new words, read once.</w:t>
+              <w:t>Silent, then reveal. One sentence of reteach per question at most. Then the new words, read once.</w:t>
             </w:r>
           </w:p>
         </w:tc>
@@ -1891,7 +1891,7 @@
                 <w:color w:val="1A1A1A"/>
                 <w:sz w:val="19"/>
               </w:rPr>
-              <w:t>Teach from the front; say the OFF line out loud.</w:t>
+              <w:t>Teach from the front; say the off-slide sentence out loud.</w:t>
             </w:r>
           </w:p>
         </w:tc>
@@ -2825,7 +2825,7 @@
                 <w:color w:val="1A1A1A"/>
                 <w:sz w:val="19"/>
               </w:rPr>
-              <w:t>Start the skills; finish tonight.</w:t>
+              <w:t>Start the skills; due by the Unit 5 test.</w:t>
             </w:r>
           </w:p>
         </w:tc>
@@ -3020,7 +3020,7 @@
                 <w:color w:val="1A1A1A"/>
                 <w:sz w:val="21"/>
               </w:rPr>
-              <w:t xml:space="preserve">  The Notes slides and the worked half of each Example: the teacher writes, the class copies, and the OFF line is said out loud rather than printed.</w:t>
+              <w:t xml:space="preserve">  The Notes slides and the worked half of each Example: the teacher writes, the class copies, and the off-slide sentence is said out loud rather than printed.</w:t>
             </w:r>
           </w:p>
           <w:p>
